--- a/6-G-6/2-week-2/4-worksheet/Computer Worksheet G6 W2.docx
+++ b/6-G-6/2-week-2/4-worksheet/Computer Worksheet G6 W2.docx
@@ -308,7 +308,18 @@
                 <w:szCs w:val="28"/>
                 <w:lang w:val="en-GB"/>
               </w:rPr>
-              <w:t>Poster</w:t>
+              <w:t>P</w:t>
+            </w:r>
+            <w:r>
+              <w:rPr>
+                <w:rFonts w:ascii="Comic Sans MS" w:hAnsi="Comic Sans MS"/>
+                <w:b/>
+                <w:bCs/>
+                <w:sz w:val="28"/>
+                <w:szCs w:val="28"/>
+                <w:lang w:val="en-GB"/>
+              </w:rPr>
+              <w:t>ictograms</w:t>
             </w:r>
           </w:p>
         </w:tc>
@@ -641,7 +652,7 @@
           <w:lang w:val="en-GB" w:eastAsia="en-GB"/>
         </w:rPr>
         <w:drawing>
-          <wp:inline distT="0" distB="0" distL="0" distR="0" wp14:anchorId="7EE5FEDC" wp14:editId="1FFB5D78">
+          <wp:inline distT="0" distB="0" distL="0" distR="0" wp14:anchorId="7EE5FEDC" wp14:editId="62806F07">
             <wp:extent cx="1143000" cy="1143000"/>
             <wp:effectExtent l="0" t="0" r="0" b="0"/>
             <wp:docPr id="8" name="Picture 8" descr="A close-up of a sign&#10;&#10;AI-generated content may be incorrect."/>
@@ -668,7 +679,7 @@
                     </a:stretch>
                   </pic:blipFill>
                   <pic:spPr>
-                    <a:xfrm flipV="1">
+                    <a:xfrm rot="10800000" flipV="1">
                       <a:off x="0" y="0"/>
                       <a:ext cx="1141885" cy="1141885"/>
                     </a:xfrm>
@@ -846,7 +857,7 @@
           <w:lang w:val="en-GB" w:eastAsia="en-GB"/>
         </w:rPr>
         <w:drawing>
-          <wp:inline distT="0" distB="0" distL="0" distR="0" wp14:anchorId="1FD04047" wp14:editId="4F166C8C">
+          <wp:inline distT="0" distB="0" distL="0" distR="0" wp14:anchorId="1FD04047" wp14:editId="74305B79">
             <wp:extent cx="1085850" cy="1085850"/>
             <wp:effectExtent l="0" t="0" r="0" b="0"/>
             <wp:docPr id="10" name="Picture 10" descr="A black and white camera in a circle&#10;&#10;AI-generated content may be incorrect."/>
@@ -1044,7 +1055,6 @@
       <w:pPr>
         <w:bidi w:val="0"/>
         <w:rPr>
-          <w:rFonts w:hint="cs"/>
           <w:bCs/>
           <w:sz w:val="36"/>
           <w:szCs w:val="36"/>
@@ -1061,13 +1071,13 @@
         <mc:AlternateContent>
           <mc:Choice Requires="wps">
             <w:drawing>
-              <wp:anchor distT="45720" distB="45720" distL="114300" distR="114300" simplePos="0" relativeHeight="251658752" behindDoc="0" locked="0" layoutInCell="1" allowOverlap="1" wp14:anchorId="622BA5B7" wp14:editId="31F996AE">
+              <wp:anchor distT="45720" distB="45720" distL="114300" distR="114300" simplePos="0" relativeHeight="251658752" behindDoc="0" locked="0" layoutInCell="1" allowOverlap="1" wp14:anchorId="622BA5B7" wp14:editId="36889D62">
                 <wp:simplePos x="0" y="0"/>
                 <wp:positionH relativeFrom="column">
                   <wp:posOffset>2048510</wp:posOffset>
                 </wp:positionH>
                 <wp:positionV relativeFrom="paragraph">
-                  <wp:posOffset>617220</wp:posOffset>
+                  <wp:posOffset>631075</wp:posOffset>
                 </wp:positionV>
                 <wp:extent cx="2743200" cy="1404620"/>
                 <wp:effectExtent l="0" t="0" r="19050" b="10795"/>
@@ -1149,7 +1159,7 @@
                 <v:stroke joinstyle="miter"/>
                 <v:path gradientshapeok="t" o:connecttype="rect"/>
               </v:shapetype>
-              <v:shape id="Text Box 2" o:spid="_x0000_s1026" type="#_x0000_t202" style="position:absolute;margin-left:161.3pt;margin-top:48.6pt;width:3in;height:110.6pt;z-index:251658752;visibility:visible;mso-wrap-style:square;mso-width-percent:0;mso-height-percent:200;mso-wrap-distance-left:9pt;mso-wrap-distance-top:3.6pt;mso-wrap-distance-right:9pt;mso-wrap-distance-bottom:3.6pt;mso-position-horizontal:absolute;mso-position-horizontal-relative:text;mso-position-vertical:absolute;mso-position-vertical-relative:text;mso-width-percent:0;mso-height-percent:200;mso-width-relative:margin;mso-height-relative:margin;v-text-anchor:top" o:gfxdata="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">
+              <v:shape id="Text Box 2" o:spid="_x0000_s1026" type="#_x0000_t202" style="position:absolute;margin-left:161.3pt;margin-top:49.7pt;width:3in;height:110.6pt;z-index:251658752;visibility:visible;mso-wrap-style:square;mso-width-percent:0;mso-height-percent:200;mso-wrap-distance-left:9pt;mso-wrap-distance-top:3.6pt;mso-wrap-distance-right:9pt;mso-wrap-distance-bottom:3.6pt;mso-position-horizontal:absolute;mso-position-horizontal-relative:text;mso-position-vertical:absolute;mso-position-vertical-relative:text;mso-width-percent:0;mso-height-percent:200;mso-width-relative:margin;mso-height-relative:margin;v-text-anchor:top" o:gfxdata="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">
                 <v:textbox style="mso-fit-shape-to-text:t">
                   <w:txbxContent>
                     <w:p>
@@ -1910,6 +1920,7 @@
   <w:style w:type="character" w:default="1" w:styleId="DefaultParagraphFont">
     <w:name w:val="Default Paragraph Font"/>
     <w:uiPriority w:val="1"/>
+    <w:semiHidden/>
     <w:unhideWhenUsed/>
   </w:style>
   <w:style w:type="table" w:default="1" w:styleId="TableNormal">
